--- a/Yash_Gohel_Resume_1page.docx
+++ b/Yash_Gohel_Resume_1page.docx
@@ -423,7 +423,7 @@
           <w:bCs/>
           <w:color w:val="1C1C1E"/>
         </w:rPr>
-        <w:t>1,200+</w:t>
+        <w:t>12,000+</w:t>
       </w:r>
       <w:r>
         <w:t xml:space="preserve"> qualified leads/month across diabetes, obesity, fatty-liver and PCOS.</w:t>
